--- a/XG Boost Disease Prediction (2210991961, 2210991951, 2210992226, 2210991576)/documents/RESEARCHPAPER.docx
+++ b/XG Boost Disease Prediction (2210991961, 2210991951, 2210992226, 2210991576)/documents/RESEARCHPAPER.docx
@@ -138,19 +138,8 @@
                 <w:sz w:val="22"/>
                 <w:szCs w:val="22"/>
               </w:rPr>
-              <w:t xml:space="preserve">Nakul </w:t>
-            </w:r>
-            <w:proofErr w:type="spellStart"/>
-            <w:r>
-              <w:rPr>
-                <w:b/>
-                <w:bCs/>
-                <w:sz w:val="22"/>
-                <w:szCs w:val="22"/>
-              </w:rPr>
-              <w:t>Poonia</w:t>
-            </w:r>
-            <w:proofErr w:type="spellEnd"/>
+              <w:t>Nakul Poonia</w:t>
+            </w:r>
           </w:p>
           <w:p>
             <w:pPr>
@@ -291,14 +280,46 @@
           <w:p>
             <w:pPr>
               <w:jc w:val="center"/>
-            </w:pPr>
-            <w:r>
               <w:rPr>
                 <w:color w:val="1155CC"/>
                 <w:sz w:val="18"/>
                 <w:szCs w:val="18"/>
               </w:rPr>
-              <w:t>gautam1576.be22@chitkara.edu.in</w:t>
+            </w:pPr>
+            <w:hyperlink r:id="rId4" w:history="1">
+              <w:r>
+                <w:rPr>
+                  <w:rStyle w:val="Hyperlink"/>
+                  <w:sz w:val="18"/>
+                  <w:szCs w:val="18"/>
+                </w:rPr>
+                <w:t>gautam1576.be22@chitkara.edu.in</w:t>
+              </w:r>
+            </w:hyperlink>
+          </w:p>
+          <w:p>
+            <w:pPr>
+              <w:jc w:val="center"/>
+              <w:rPr>
+                <w:color w:val="1155CC"/>
+                <w:sz w:val="18"/>
+                <w:szCs w:val="18"/>
+              </w:rPr>
+            </w:pPr>
+          </w:p>
+          <w:p>
+            <w:pPr>
+              <w:rPr>
+                <w:b/>
+                <w:bCs/>
+              </w:rPr>
+            </w:pPr>
+            <w:r>
+              <w:rPr>
+                <w:b/>
+                <w:bCs/>
+              </w:rPr>
+              <w:t xml:space="preserve">Supervised By – Dr. Shikha </w:t>
             </w:r>
           </w:p>
         </w:tc>
@@ -564,15 +585,24 @@
           <w:sz w:val="24"/>
           <w:szCs w:val="24"/>
         </w:rPr>
-        <w:t xml:space="preserve"> performs best. It inherently takes missing data, serializes its decision trees so that they 'fix' mistakes made earlier on, and has L1/L2 regularization to prevent overfitting. Of the available studies with similar data problems as those that occur in clinical practice, </w:t>
-      </w:r>
-      <w:proofErr w:type="spellStart"/>
+        <w:t xml:space="preserve"> performs best. It inherently takes missing data, serializes its decision trees so that they 'fix' mistakes made earlier on, and has L1/L2 regularization to prevent overfitting. Of the available studies </w:t>
+      </w:r>
       <w:r>
         <w:rPr>
           <w:color w:val="1F2937"/>
           <w:sz w:val="24"/>
           <w:szCs w:val="24"/>
         </w:rPr>
+        <w:lastRenderedPageBreak/>
+        <w:t xml:space="preserve">with similar data problems as those that occur in clinical practice, </w:t>
+      </w:r>
+      <w:proofErr w:type="spellStart"/>
+      <w:r>
+        <w:rPr>
+          <w:color w:val="1F2937"/>
+          <w:sz w:val="24"/>
+          <w:szCs w:val="24"/>
+        </w:rPr>
         <w:t>XGBoost</w:t>
       </w:r>
       <w:proofErr w:type="spellEnd"/>
@@ -600,7 +630,6 @@
           <w:sz w:val="24"/>
           <w:szCs w:val="24"/>
         </w:rPr>
-        <w:lastRenderedPageBreak/>
         <w:t xml:space="preserve">This paper comprises four distinct components: A reproducible </w:t>
       </w:r>
       <w:proofErr w:type="spellStart"/>
@@ -704,23 +733,13 @@
         </w:rPr>
         <w:t xml:space="preserve"> </w:t>
       </w:r>
-      <w:proofErr w:type="gramStart"/>
       <w:r>
         <w:rPr>
           <w:color w:val="1F2937"/>
           <w:sz w:val="24"/>
           <w:szCs w:val="24"/>
         </w:rPr>
-        <w:t>The</w:t>
-      </w:r>
-      <w:proofErr w:type="gramEnd"/>
-      <w:r>
-        <w:rPr>
-          <w:color w:val="1F2937"/>
-          <w:sz w:val="24"/>
-          <w:szCs w:val="24"/>
-        </w:rPr>
-        <w:t xml:space="preserve"> work of Detrano et al. [11] produced a pioneering study validating Cleveland data as a statistically sound benchmark against which prediction models should be built against which coronary artery disease should be predicted. Works by Samuel et al. And Latha and Jeeva subsequent reported testing of stacking and combinations of ensemble classifiers, and while accuracy was reported between 84% and 91% the largest variations appeared to be linked directly to the different selection of features and preprocessing steps involved. This is a repeated issue that arises when comparing the literature; a lack of standard preprocessing</w:t>
+        <w:t>The work of Detrano et al. [11] produced a pioneering study validating Cleveland data as a statistically sound benchmark against which prediction models should be built against which coronary artery disease should be predicted. Works by Samuel et al. And Latha and Jeeva subsequent reported testing of stacking and combinations of ensemble classifiers, and while accuracy was reported between 84% and 91% the largest variations appeared to be linked directly to the different selection of features and preprocessing steps involved. This is a repeated issue that arises when comparing the literature; a lack of standard preprocessing</w:t>
       </w:r>
       <w:r>
         <w:rPr>
@@ -875,16 +894,8 @@
           <w:sz w:val="24"/>
           <w:szCs w:val="24"/>
         </w:rPr>
-        <w:t xml:space="preserve">Zou et al. [6] (2018) took a more implementation-based approach in that they applied Decision Tree and Random Forest models for the same dataset and achieved the highest accuracy of 77.7% for the Random </w:t>
-      </w:r>
-      <w:r>
-        <w:rPr>
-          <w:color w:val="1F2937"/>
-          <w:sz w:val="24"/>
-          <w:szCs w:val="24"/>
-        </w:rPr>
         <w:lastRenderedPageBreak/>
-        <w:t>Forest. They did identify the class imbalance problem and mentioned that oversampling could be a solution for the class imbalance, however, they did not go on to implement oversampling. Their analysis of feature (variables) influenc0e (importance) was clinically reasonable because in the established clinical framework of Type 2 Diabetes, plasma glucose and BMI, are considered the two most important predictors of the disease and so the two variables dominated the analysis.</w:t>
+        <w:t>Zou et al. [6] (2018) took a more implementation-based approach in that they applied Decision Tree and Random Forest models for the same dataset and achieved the highest accuracy of 77.7% for the Random Forest. They did identify the class imbalance problem and mentioned that oversampling could be a solution for the class imbalance, however, they did not go on to implement oversampling. Their analysis of feature (variables) influenc0e (importance) was clinically reasonable because in the established clinical framework of Type 2 Diabetes, plasma glucose and BMI, are considered the two most important predictors of the disease and so the two variables dominated the analysis.</w:t>
       </w:r>
     </w:p>
     <w:p>
@@ -1129,7 +1140,15 @@
           <w:sz w:val="24"/>
           <w:szCs w:val="24"/>
         </w:rPr>
-        <w:t xml:space="preserve"> classifier to predict heart disease, diabetes and CKD based on normal clinical features; build a preprocessing pipeline that prevents data leakage (balancing and class encodings and normalizations occurred inside folds of cross-validation); use RFECV to retain only the signals of the most predictive features (per disease); tune hyper parameters using a cross validated 5 fold grid search (across 5 evaluation metrics); and finally compare our results to the previous 5 studies in a mathematically unbiased, "apples to apples" fashion, which are finally visualized in the conclusion of this study.</w:t>
+        <w:t xml:space="preserve"> classifier to predict heart disease, diabetes and CKD based on normal clinical features; build a preprocessing pipeline that prevents data leakage (balancing and class encodings and normalizations occurred inside folds of cross-validation); use RFECV to retain only the signals of the most predictive features (per disease); tune hyper parameters using a cross validated 5 fold grid search (across 5 evaluation metrics); and finally compare our results to the previous </w:t>
+      </w:r>
+      <w:r>
+        <w:rPr>
+          <w:sz w:val="24"/>
+          <w:szCs w:val="24"/>
+        </w:rPr>
+        <w:lastRenderedPageBreak/>
+        <w:t>5 studies in a mathematically unbiased, "apples to apples" fashion, which are finally visualized in the conclusion of this study.</w:t>
       </w:r>
     </w:p>
     <w:p>
@@ -1326,14 +1345,7 @@
           <w:sz w:val="24"/>
           <w:szCs w:val="24"/>
         </w:rPr>
-        <w:t xml:space="preserve"> 150 records and some features in these data</w:t>
-      </w:r>
-      <w:r>
-        <w:rPr>
-          <w:sz w:val="24"/>
-          <w:szCs w:val="24"/>
-        </w:rPr>
-        <w:t xml:space="preserve"> </w:t>
+        <w:t xml:space="preserve"> 150 records and some features in these data </w:t>
       </w:r>
       <w:r>
         <w:rPr>
@@ -1922,7 +1934,6 @@
           <w:sz w:val="24"/>
           <w:szCs w:val="24"/>
         </w:rPr>
-        <w:lastRenderedPageBreak/>
         <w:t>B.1 Missing Value Imputation</w:t>
       </w:r>
     </w:p>
@@ -2311,6 +2322,7 @@
           <w:sz w:val="24"/>
           <w:szCs w:val="24"/>
         </w:rPr>
+        <w:lastRenderedPageBreak/>
         <w:t>max_depth</w:t>
       </w:r>
       <w:proofErr w:type="spellEnd"/>
@@ -2356,16 +2368,7 @@
           <w:sz w:val="24"/>
           <w:szCs w:val="24"/>
         </w:rPr>
-        <w:t xml:space="preserve"> ∈ {0.7, 0.8, </w:t>
-      </w:r>
-      <w:r>
-        <w:rPr>
-          <w:rFonts w:ascii="Gungsuh" w:eastAsia="Gungsuh" w:hAnsi="Gungsuh" w:cs="Gungsuh"/>
-          <w:sz w:val="24"/>
-          <w:szCs w:val="24"/>
-        </w:rPr>
-        <w:lastRenderedPageBreak/>
-        <w:t xml:space="preserve">0.9}, </w:t>
+        <w:t xml:space="preserve"> ∈ {0.7, 0.8, 0.9}, </w:t>
       </w:r>
       <w:proofErr w:type="spellStart"/>
       <w:r>
@@ -3256,7 +3259,7 @@
                     <pic:cNvPicPr preferRelativeResize="0"/>
                   </pic:nvPicPr>
                   <pic:blipFill>
-                    <a:blip r:embed="rId4"/>
+                    <a:blip r:embed="rId5"/>
                     <a:srcRect/>
                     <a:stretch>
                       <a:fillRect/>
@@ -3333,6 +3336,7 @@
       <w:tr>
         <w:trPr>
           <w:gridAfter w:val="1"/>
+          <w:wAfter w:w="1119" w:type="dxa"/>
         </w:trPr>
         <w:tc>
           <w:tcPr>
@@ -3495,6 +3499,7 @@
       <w:tr>
         <w:trPr>
           <w:gridAfter w:val="1"/>
+          <w:wAfter w:w="1119" w:type="dxa"/>
         </w:trPr>
         <w:tc>
           <w:tcPr>
@@ -5936,6 +5941,7 @@
   <w:style w:type="character" w:default="1" w:styleId="DefaultParagraphFont">
     <w:name w:val="Default Paragraph Font"/>
     <w:uiPriority w:val="1"/>
+    <w:semiHidden/>
     <w:unhideWhenUsed/>
   </w:style>
   <w:style w:type="table" w:default="1" w:styleId="TableNormal">
@@ -6062,6 +6068,29 @@
         <w:right w:w="10" w:type="dxa"/>
       </w:tblCellMar>
     </w:tblPr>
+  </w:style>
+  <w:style w:type="character" w:styleId="Hyperlink">
+    <w:name w:val="Hyperlink"/>
+    <w:basedOn w:val="DefaultParagraphFont"/>
+    <w:uiPriority w:val="99"/>
+    <w:unhideWhenUsed/>
+    <w:rsid w:val="00210648"/>
+    <w:rPr>
+      <w:color w:val="0000FF" w:themeColor="hyperlink"/>
+      <w:u w:val="single"/>
+    </w:rPr>
+  </w:style>
+  <w:style w:type="character" w:styleId="UnresolvedMention">
+    <w:name w:val="Unresolved Mention"/>
+    <w:basedOn w:val="DefaultParagraphFont"/>
+    <w:uiPriority w:val="99"/>
+    <w:semiHidden/>
+    <w:unhideWhenUsed/>
+    <w:rsid w:val="00210648"/>
+    <w:rPr>
+      <w:color w:val="605E5C"/>
+      <w:shd w:val="clear" w:color="auto" w:fill="E1DFDD"/>
+    </w:rPr>
   </w:style>
 </w:styles>
 </file>
